--- a/klagomål/A 43666-2023 FSC-klagomål.docx
+++ b/klagomål/A 43666-2023 FSC-klagomål.docx
@@ -666,7 +666,7 @@
     <w:r>
       <w:tab/>
       <w:tab/>
-      <w:t>2026-06-18</w:t>
+      <w:t>2026-06-19</w:t>
       <w:br/>
       <w:br/>
     </w:r>

--- a/klagomål/A 43666-2023 FSC-klagomål.docx
+++ b/klagomål/A 43666-2023 FSC-klagomål.docx
@@ -666,7 +666,7 @@
     <w:r>
       <w:tab/>
       <w:tab/>
-      <w:t>2026-06-19</w:t>
+      <w:t>2026-06-20</w:t>
       <w:br/>
       <w:br/>
     </w:r>

--- a/klagomål/A 43666-2023 FSC-klagomål.docx
+++ b/klagomål/A 43666-2023 FSC-klagomål.docx
@@ -168,38 +168,7 @@
     </w:p>
     <w:p>
       <w:r>
-        <w:t>Detta dokument behandlar höga naturvärden i avverkningsanmälan A 43666-2023 i Malung-Sälens kommun som inkom 2023-09-18 och omfattar 2,6 ha.</w:t>
-      </w:r>
-    </w:p>
-    <w:p>
-      <w:r>
-        <w:t>Nedan presenteras fynd av naturvårdsarter som gjorts i det avverkningsanmälda området, samt relevanta utdrag ur standarderna för FSC, Chain of Custody, Controlled Wood och PEFC.</w:t>
-      </w:r>
-    </w:p>
-    <w:p>
-      <w:r>
-        <w:t>Vi förväntar oss att ni återkommer med ett skriftligt svar på vårt klagomål och även beskriver vilka korrigerande åtgärder ni satt in för att rätta till identifierade brister i er efterlevnad av den svenska FSC standarden.</w:t>
-      </w:r>
-    </w:p>
-    <w:p>
-      <w:pPr>
-        <w:pStyle w:val="Heading1"/>
-      </w:pPr>
-      <w:r>
-        <w:t>Naturvårdsarter</w:t>
-      </w:r>
-    </w:p>
-    <w:p>
-      <w:r>
-        <w:t>Inom 2 meter från avverkningsanmälan har följande 1 naturvårdsarter hittats: nordtagging (NT). Av dessa är 1 rödlistade. För rödlistade arter har rödlistekategorin angivits inom parentes.</w:t>
-      </w:r>
-    </w:p>
-    <w:p>
-      <w:r>
-        <w:t>De påträffade naturvårdsarterna är ett tydligt kvitto på att det rör sig om en skog med höga naturvärden.</w:t>
-      </w:r>
-      <w:r>
-        <w:t xml:space="preserve"> I Figur 1 visas fyndplatser för naturvårdsarter i området, som finns registrerade på Artportalen.</w:t>
+        <w:t>Detta klagomål behandlar höga naturvärden i avverkningsanmälan A 43666-2023 i Malung-Sälens kommun som inkom 2023-09-18 och omfattar 2,6 ha.</w:t>
       </w:r>
     </w:p>
     <w:p>
@@ -247,7 +216,35 @@
         <w:spacing w:after="240"/>
       </w:pPr>
       <w:r>
-        <w:t>Figur 1. Fyndplatser för naturvårdsarter inom 2 meter från avverkningsanmälan (röd linje). Markörer utan svart kant är placerade på fyndplatsen. Markörer med svart kant är placerade vid sidan av fyndplatsen och har ett svart streck som visar fyndplatsens exakta position. Kartans mittpunktskoordinat är N 6779458, E 380819 i SWEREF 99 TM.</w:t>
+        <w:t>Figur 1. Fyndplatser för naturvårdsarter inom 2 meter från avverkningsanmälan. Markörer utan svart kant är placerade på fyndplatsen. Markörer med svart kant är placerade vid sidan av fyndplatsen har ett svart streck som visar fyndplatsens exakta position. Kartans mittpunktskoordinat är N 6779458, E 380819 i SWEREF 99 TM.</w:t>
+      </w:r>
+    </w:p>
+    <w:p>
+      <w:r>
+        <w:t>Inom 2 meter från avverkningsanmälan finns fynd av 1 naturvårdsarter, varav 1 är rödlistad: nordtagging (NT). Se Figur 1.</w:t>
+      </w:r>
+    </w:p>
+    <w:p>
+      <w:r>
+        <w:t>Nedan presenteras relevanta utdrag ur standarderna för FSC, Chain of Custody, Controlled Wood och PEFC.</w:t>
+      </w:r>
+    </w:p>
+    <w:p>
+      <w:r>
+        <w:t>Vi förväntar oss att ni återkommer med ett skriftligt svar på vårt klagomål och även beskriver vilka korrigerande åtgärder ni satt in för att rätta till identifierade brister i er efterlevnad av den svenska FSC standarden.</w:t>
+      </w:r>
+    </w:p>
+    <w:p>
+      <w:pPr>
+        <w:pStyle w:val="Heading1"/>
+      </w:pPr>
+      <w:r>
+        <w:t>Naturvårdsarter och fridlysta arter</w:t>
+      </w:r>
+    </w:p>
+    <w:p>
+      <w:r>
+        <w:t>Nedan följer beskrivningar av de naturvårdsarter och fridlysta arter som har sina livsmiljöer och växtplatser i den avverkningsanmälda skogen. De påträffade naturvårdsarterna är ett tydligt kvitto på att det rör sig om en skog med höga naturvärden.</w:t>
       </w:r>
     </w:p>
     <w:p>
@@ -666,7 +663,7 @@
     <w:r>
       <w:tab/>
       <w:tab/>
-      <w:t>2026-06-20</w:t>
+      <w:t>2026-06-21</w:t>
       <w:br/>
       <w:br/>
     </w:r>

--- a/klagomål/A 43666-2023 FSC-klagomål.docx
+++ b/klagomål/A 43666-2023 FSC-klagomål.docx
@@ -663,7 +663,7 @@
     <w:r>
       <w:tab/>
       <w:tab/>
-      <w:t>2026-06-21</w:t>
+      <w:t>2026-06-22</w:t>
       <w:br/>
       <w:br/>
     </w:r>

--- a/klagomål/A 43666-2023 FSC-klagomål.docx
+++ b/klagomål/A 43666-2023 FSC-klagomål.docx
@@ -663,7 +663,7 @@
     <w:r>
       <w:tab/>
       <w:tab/>
-      <w:t>2026-06-22</w:t>
+      <w:t>2026-06-23</w:t>
       <w:br/>
       <w:br/>
     </w:r>

--- a/klagomål/A 43666-2023 FSC-klagomål.docx
+++ b/klagomål/A 43666-2023 FSC-klagomål.docx
@@ -663,7 +663,7 @@
     <w:r>
       <w:tab/>
       <w:tab/>
-      <w:t>2026-06-23</w:t>
+      <w:t>2026-06-24</w:t>
       <w:br/>
       <w:br/>
     </w:r>

--- a/klagomål/A 43666-2023 FSC-klagomål.docx
+++ b/klagomål/A 43666-2023 FSC-klagomål.docx
@@ -663,7 +663,7 @@
     <w:r>
       <w:tab/>
       <w:tab/>
-      <w:t>2026-06-24</w:t>
+      <w:t>2026-06-25</w:t>
       <w:br/>
       <w:br/>
     </w:r>

--- a/klagomål/A 43666-2023 FSC-klagomål.docx
+++ b/klagomål/A 43666-2023 FSC-klagomål.docx
@@ -663,7 +663,7 @@
     <w:r>
       <w:tab/>
       <w:tab/>
-      <w:t>2026-06-25</w:t>
+      <w:t>2026-06-26</w:t>
       <w:br/>
       <w:br/>
     </w:r>

--- a/klagomål/A 43666-2023 FSC-klagomål.docx
+++ b/klagomål/A 43666-2023 FSC-klagomål.docx
@@ -663,7 +663,7 @@
     <w:r>
       <w:tab/>
       <w:tab/>
-      <w:t>2026-06-26</w:t>
+      <w:t>2026-06-27</w:t>
       <w:br/>
       <w:br/>
     </w:r>

--- a/klagomål/A 43666-2023 FSC-klagomål.docx
+++ b/klagomål/A 43666-2023 FSC-klagomål.docx
@@ -663,7 +663,7 @@
     <w:r>
       <w:tab/>
       <w:tab/>
-      <w:t>2026-06-27</w:t>
+      <w:t>2026-06-28</w:t>
       <w:br/>
       <w:br/>
     </w:r>

--- a/klagomål/A 43666-2023 FSC-klagomål.docx
+++ b/klagomål/A 43666-2023 FSC-klagomål.docx
@@ -663,7 +663,7 @@
     <w:r>
       <w:tab/>
       <w:tab/>
-      <w:t>2026-06-28</w:t>
+      <w:t>2026-06-29</w:t>
       <w:br/>
       <w:br/>
     </w:r>

--- a/klagomål/A 43666-2023 FSC-klagomål.docx
+++ b/klagomål/A 43666-2023 FSC-klagomål.docx
@@ -663,7 +663,7 @@
     <w:r>
       <w:tab/>
       <w:tab/>
-      <w:t>2026-06-29</w:t>
+      <w:t>2026-06-30</w:t>
       <w:br/>
       <w:br/>
     </w:r>

--- a/klagomål/A 43666-2023 FSC-klagomål.docx
+++ b/klagomål/A 43666-2023 FSC-klagomål.docx
@@ -663,7 +663,7 @@
     <w:r>
       <w:tab/>
       <w:tab/>
-      <w:t>2026-06-30</w:t>
+      <w:t>2026-07-01</w:t>
       <w:br/>
       <w:br/>
     </w:r>

--- a/klagomål/A 43666-2023 FSC-klagomål.docx
+++ b/klagomål/A 43666-2023 FSC-klagomål.docx
@@ -663,7 +663,7 @@
     <w:r>
       <w:tab/>
       <w:tab/>
-      <w:t>2026-07-01</w:t>
+      <w:t>2026-07-02</w:t>
       <w:br/>
       <w:br/>
     </w:r>

--- a/klagomål/A 43666-2023 FSC-klagomål.docx
+++ b/klagomål/A 43666-2023 FSC-klagomål.docx
@@ -663,7 +663,7 @@
     <w:r>
       <w:tab/>
       <w:tab/>
-      <w:t>2026-07-13</w:t>
+      <w:t>2026-07-14</w:t>
       <w:br/>
       <w:br/>
     </w:r>

--- a/klagomål/A 43666-2023 FSC-klagomål.docx
+++ b/klagomål/A 43666-2023 FSC-klagomål.docx
@@ -663,7 +663,7 @@
     <w:r>
       <w:tab/>
       <w:tab/>
-      <w:t>2026-07-14</w:t>
+      <w:t>2026-07-15</w:t>
       <w:br/>
       <w:br/>
     </w:r>

--- a/klagomål/A 43666-2023 FSC-klagomål.docx
+++ b/klagomål/A 43666-2023 FSC-klagomål.docx
@@ -663,7 +663,7 @@
     <w:r>
       <w:tab/>
       <w:tab/>
-      <w:t>2026-07-15</w:t>
+      <w:t>2026-07-16</w:t>
       <w:br/>
       <w:br/>
     </w:r>

--- a/klagomål/A 43666-2023 FSC-klagomål.docx
+++ b/klagomål/A 43666-2023 FSC-klagomål.docx
@@ -663,7 +663,7 @@
     <w:r>
       <w:tab/>
       <w:tab/>
-      <w:t>2026-07-16</w:t>
+      <w:t>2026-07-17</w:t>
       <w:br/>
       <w:br/>
     </w:r>

--- a/klagomål/A 43666-2023 FSC-klagomål.docx
+++ b/klagomål/A 43666-2023 FSC-klagomål.docx
@@ -663,7 +663,7 @@
     <w:r>
       <w:tab/>
       <w:tab/>
-      <w:t>2026-07-17</w:t>
+      <w:t>2026-07-18</w:t>
       <w:br/>
       <w:br/>
     </w:r>

--- a/klagomål/A 43666-2023 FSC-klagomål.docx
+++ b/klagomål/A 43666-2023 FSC-klagomål.docx
@@ -663,7 +663,7 @@
     <w:r>
       <w:tab/>
       <w:tab/>
-      <w:t>2026-07-18</w:t>
+      <w:t>2026-07-19</w:t>
       <w:br/>
       <w:br/>
     </w:r>

--- a/klagomål/A 43666-2023 FSC-klagomål.docx
+++ b/klagomål/A 43666-2023 FSC-klagomål.docx
@@ -663,7 +663,7 @@
     <w:r>
       <w:tab/>
       <w:tab/>
-      <w:t>2026-07-19</w:t>
+      <w:t>2026-07-20</w:t>
       <w:br/>
       <w:br/>
     </w:r>

--- a/klagomål/A 43666-2023 FSC-klagomål.docx
+++ b/klagomål/A 43666-2023 FSC-klagomål.docx
@@ -663,7 +663,7 @@
     <w:r>
       <w:tab/>
       <w:tab/>
-      <w:t>2026-07-20</w:t>
+      <w:t>2026-07-21</w:t>
       <w:br/>
       <w:br/>
     </w:r>

--- a/klagomål/A 43666-2023 FSC-klagomål.docx
+++ b/klagomål/A 43666-2023 FSC-klagomål.docx
@@ -663,7 +663,7 @@
     <w:r>
       <w:tab/>
       <w:tab/>
-      <w:t>2026-07-21</w:t>
+      <w:t>2026-07-22</w:t>
       <w:br/>
       <w:br/>
     </w:r>

--- a/klagomål/A 43666-2023 FSC-klagomål.docx
+++ b/klagomål/A 43666-2023 FSC-klagomål.docx
@@ -663,7 +663,7 @@
     <w:r>
       <w:tab/>
       <w:tab/>
-      <w:t>2026-07-22</w:t>
+      <w:t>2026-07-23</w:t>
       <w:br/>
       <w:br/>
     </w:r>

--- a/klagomål/A 43666-2023 FSC-klagomål.docx
+++ b/klagomål/A 43666-2023 FSC-klagomål.docx
@@ -663,7 +663,7 @@
     <w:r>
       <w:tab/>
       <w:tab/>
-      <w:t>2026-07-23</w:t>
+      <w:t>2026-07-24</w:t>
       <w:br/>
       <w:br/>
     </w:r>

--- a/klagomål/A 43666-2023 FSC-klagomål.docx
+++ b/klagomål/A 43666-2023 FSC-klagomål.docx
@@ -663,7 +663,7 @@
     <w:r>
       <w:tab/>
       <w:tab/>
-      <w:t>2026-07-24</w:t>
+      <w:t>2026-07-25</w:t>
       <w:br/>
       <w:br/>
     </w:r>

--- a/klagomål/A 43666-2023 FSC-klagomål.docx
+++ b/klagomål/A 43666-2023 FSC-klagomål.docx
@@ -663,7 +663,7 @@
     <w:r>
       <w:tab/>
       <w:tab/>
-      <w:t>2026-07-25</w:t>
+      <w:t>2026-07-26</w:t>
       <w:br/>
       <w:br/>
     </w:r>

--- a/klagomål/A 43666-2023 FSC-klagomål.docx
+++ b/klagomål/A 43666-2023 FSC-klagomål.docx
@@ -663,7 +663,7 @@
     <w:r>
       <w:tab/>
       <w:tab/>
-      <w:t>2026-07-26</w:t>
+      <w:t>2026-07-27</w:t>
       <w:br/>
       <w:br/>
     </w:r>

--- a/klagomål/A 43666-2023 FSC-klagomål.docx
+++ b/klagomål/A 43666-2023 FSC-klagomål.docx
@@ -663,7 +663,7 @@
     <w:r>
       <w:tab/>
       <w:tab/>
-      <w:t>2026-07-27</w:t>
+      <w:t>2026-07-28</w:t>
       <w:br/>
       <w:br/>
     </w:r>

--- a/klagomål/A 43666-2023 FSC-klagomål.docx
+++ b/klagomål/A 43666-2023 FSC-klagomål.docx
@@ -663,7 +663,7 @@
     <w:r>
       <w:tab/>
       <w:tab/>
-      <w:t>2026-07-28</w:t>
+      <w:t>2026-07-29</w:t>
       <w:br/>
       <w:br/>
     </w:r>

--- a/klagomål/A 43666-2023 FSC-klagomål.docx
+++ b/klagomål/A 43666-2023 FSC-klagomål.docx
@@ -663,7 +663,7 @@
     <w:r>
       <w:tab/>
       <w:tab/>
-      <w:t>2026-07-29</w:t>
+      <w:t>2026-07-30</w:t>
       <w:br/>
       <w:br/>
     </w:r>

--- a/klagomål/A 43666-2023 FSC-klagomål.docx
+++ b/klagomål/A 43666-2023 FSC-klagomål.docx
@@ -663,7 +663,7 @@
     <w:r>
       <w:tab/>
       <w:tab/>
-      <w:t>2026-07-30</w:t>
+      <w:t>2026-07-31</w:t>
       <w:br/>
       <w:br/>
     </w:r>

--- a/klagomål/A 43666-2023 FSC-klagomål.docx
+++ b/klagomål/A 43666-2023 FSC-klagomål.docx
@@ -663,7 +663,7 @@
     <w:r>
       <w:tab/>
       <w:tab/>
-      <w:t>2026-07-31</w:t>
+      <w:t>2026-08-01</w:t>
       <w:br/>
       <w:br/>
     </w:r>

--- a/klagomål/A 43666-2023 FSC-klagomål.docx
+++ b/klagomål/A 43666-2023 FSC-klagomål.docx
@@ -663,7 +663,7 @@
     <w:r>
       <w:tab/>
       <w:tab/>
-      <w:t>2026-08-01</w:t>
+      <w:t>2026-08-02</w:t>
       <w:br/>
       <w:br/>
     </w:r>

--- a/klagomål/A 43666-2023 FSC-klagomål.docx
+++ b/klagomål/A 43666-2023 FSC-klagomål.docx
@@ -663,7 +663,7 @@
     <w:r>
       <w:tab/>
       <w:tab/>
-      <w:t>2026-08-02</w:t>
+      <w:t>2026-08-03</w:t>
       <w:br/>
       <w:br/>
     </w:r>

--- a/klagomål/A 43666-2023 FSC-klagomål.docx
+++ b/klagomål/A 43666-2023 FSC-klagomål.docx
@@ -663,7 +663,7 @@
     <w:r>
       <w:tab/>
       <w:tab/>
-      <w:t>2026-08-03</w:t>
+      <w:t>2026-08-05</w:t>
       <w:br/>
       <w:br/>
     </w:r>

--- a/klagomål/A 43666-2023 FSC-klagomål.docx
+++ b/klagomål/A 43666-2023 FSC-klagomål.docx
@@ -663,7 +663,7 @@
     <w:r>
       <w:tab/>
       <w:tab/>
-      <w:t>2026-08-05</w:t>
+      <w:t>2026-08-07</w:t>
       <w:br/>
       <w:br/>
     </w:r>

--- a/klagomål/A 43666-2023 FSC-klagomål.docx
+++ b/klagomål/A 43666-2023 FSC-klagomål.docx
@@ -663,7 +663,7 @@
     <w:r>
       <w:tab/>
       <w:tab/>
-      <w:t>2026-08-07</w:t>
+      <w:t>2026-08-08</w:t>
       <w:br/>
       <w:br/>
     </w:r>

--- a/klagomål/A 43666-2023 FSC-klagomål.docx
+++ b/klagomål/A 43666-2023 FSC-klagomål.docx
@@ -216,7 +216,7 @@
         <w:spacing w:after="240"/>
       </w:pPr>
       <w:r>
-        <w:t>Figur 1. Fyndplatser för naturvårdsarter inom 2 meter från avverkningsanmälan. Markörer utan svart kant är placerade på fyndplatsen. Markörer med svart kant är placerade vid sidan av fyndplatsen har ett svart streck som visar fyndplatsens exakta position. Kartans mittpunktskoordinat är N 6779458, E 380819 i SWEREF 99 TM.</w:t>
+        <w:t>Figur 1. Fyndplatser för naturvårdsarter inom 2 meter från avverkningsanmälan. Markörer utan svart kant är placerade på fyndplatsen. Markörer med svart kant är placerade vid sidan av fyndplatsen och har ett svart streck som visar fyndplatsens exakta position. Kartans mittpunktskoordinat är N 6779458, E 380819 i SWEREF 99 TM.</w:t>
       </w:r>
     </w:p>
     <w:p>
@@ -663,7 +663,7 @@
     <w:r>
       <w:tab/>
       <w:tab/>
-      <w:t>2026-08-14</w:t>
+      <w:t>2026-08-15</w:t>
       <w:br/>
       <w:br/>
     </w:r>

--- a/klagomål/A 43666-2023 FSC-klagomål.docx
+++ b/klagomål/A 43666-2023 FSC-klagomål.docx
@@ -663,7 +663,7 @@
     <w:r>
       <w:tab/>
       <w:tab/>
-      <w:t>2026-08-15</w:t>
+      <w:t>2026-08-16</w:t>
       <w:br/>
       <w:br/>
     </w:r>

--- a/klagomål/A 43666-2023 FSC-klagomål.docx
+++ b/klagomål/A 43666-2023 FSC-klagomål.docx
@@ -663,7 +663,7 @@
     <w:r>
       <w:tab/>
       <w:tab/>
-      <w:t>2026-08-16</w:t>
+      <w:t>2026-08-17</w:t>
       <w:br/>
       <w:br/>
     </w:r>

--- a/klagomål/A 43666-2023 FSC-klagomål.docx
+++ b/klagomål/A 43666-2023 FSC-klagomål.docx
@@ -663,7 +663,7 @@
     <w:r>
       <w:tab/>
       <w:tab/>
-      <w:t>2026-08-17</w:t>
+      <w:t>2026-08-18</w:t>
       <w:br/>
       <w:br/>
     </w:r>

--- a/klagomål/A 43666-2023 FSC-klagomål.docx
+++ b/klagomål/A 43666-2023 FSC-klagomål.docx
@@ -663,7 +663,7 @@
     <w:r>
       <w:tab/>
       <w:tab/>
-      <w:t>2026-08-18</w:t>
+      <w:t>2026-08-19</w:t>
       <w:br/>
       <w:br/>
     </w:r>

--- a/klagomål/A 43666-2023 FSC-klagomål.docx
+++ b/klagomål/A 43666-2023 FSC-klagomål.docx
@@ -663,7 +663,7 @@
     <w:r>
       <w:tab/>
       <w:tab/>
-      <w:t>2026-08-19</w:t>
+      <w:t>2026-08-20</w:t>
       <w:br/>
       <w:br/>
     </w:r>

--- a/klagomål/A 43666-2023 FSC-klagomål.docx
+++ b/klagomål/A 43666-2023 FSC-klagomål.docx
@@ -663,7 +663,7 @@
     <w:r>
       <w:tab/>
       <w:tab/>
-      <w:t>2026-08-20</w:t>
+      <w:t>2026-08-21</w:t>
       <w:br/>
       <w:br/>
     </w:r>

--- a/klagomål/A 43666-2023 FSC-klagomål.docx
+++ b/klagomål/A 43666-2023 FSC-klagomål.docx
@@ -663,7 +663,7 @@
     <w:r>
       <w:tab/>
       <w:tab/>
-      <w:t>2026-08-21</w:t>
+      <w:t>2026-08-22</w:t>
       <w:br/>
       <w:br/>
     </w:r>

--- a/klagomål/A 43666-2023 FSC-klagomål.docx
+++ b/klagomål/A 43666-2023 FSC-klagomål.docx
@@ -663,7 +663,7 @@
     <w:r>
       <w:tab/>
       <w:tab/>
-      <w:t>2026-08-22</w:t>
+      <w:t>2026-08-23</w:t>
       <w:br/>
       <w:br/>
     </w:r>

--- a/klagomål/A 43666-2023 FSC-klagomål.docx
+++ b/klagomål/A 43666-2023 FSC-klagomål.docx
@@ -663,7 +663,7 @@
     <w:r>
       <w:tab/>
       <w:tab/>
-      <w:t>2026-08-23</w:t>
+      <w:t>2026-08-24</w:t>
       <w:br/>
       <w:br/>
     </w:r>

--- a/klagomål/A 43666-2023 FSC-klagomål.docx
+++ b/klagomål/A 43666-2023 FSC-klagomål.docx
@@ -663,7 +663,7 @@
     <w:r>
       <w:tab/>
       <w:tab/>
-      <w:t>2026-08-24</w:t>
+      <w:t>2026-08-25</w:t>
       <w:br/>
       <w:br/>
     </w:r>

--- a/klagomål/A 43666-2023 FSC-klagomål.docx
+++ b/klagomål/A 43666-2023 FSC-klagomål.docx
@@ -663,7 +663,7 @@
     <w:r>
       <w:tab/>
       <w:tab/>
-      <w:t>2026-08-25</w:t>
+      <w:t>2026-08-26</w:t>
       <w:br/>
       <w:br/>
     </w:r>

--- a/klagomål/A 43666-2023 FSC-klagomål.docx
+++ b/klagomål/A 43666-2023 FSC-klagomål.docx
@@ -663,7 +663,7 @@
     <w:r>
       <w:tab/>
       <w:tab/>
-      <w:t>2026-08-26</w:t>
+      <w:t>2026-08-27</w:t>
       <w:br/>
       <w:br/>
     </w:r>

--- a/klagomål/A 43666-2023 FSC-klagomål.docx
+++ b/klagomål/A 43666-2023 FSC-klagomål.docx
@@ -663,7 +663,7 @@
     <w:r>
       <w:tab/>
       <w:tab/>
-      <w:t>2026-08-27</w:t>
+      <w:t>2026-08-28</w:t>
       <w:br/>
       <w:br/>
     </w:r>

--- a/klagomål/A 43666-2023 FSC-klagomål.docx
+++ b/klagomål/A 43666-2023 FSC-klagomål.docx
@@ -663,7 +663,7 @@
     <w:r>
       <w:tab/>
       <w:tab/>
-      <w:t>2026-08-28</w:t>
+      <w:t>2026-08-29</w:t>
       <w:br/>
       <w:br/>
     </w:r>

--- a/klagomål/A 43666-2023 FSC-klagomål.docx
+++ b/klagomål/A 43666-2023 FSC-klagomål.docx
@@ -663,7 +663,7 @@
     <w:r>
       <w:tab/>
       <w:tab/>
-      <w:t>2026-08-29</w:t>
+      <w:t>2026-08-31</w:t>
       <w:br/>
       <w:br/>
     </w:r>

--- a/klagomål/A 43666-2023 FSC-klagomål.docx
+++ b/klagomål/A 43666-2023 FSC-klagomål.docx
@@ -663,7 +663,7 @@
     <w:r>
       <w:tab/>
       <w:tab/>
-      <w:t>2026-08-31</w:t>
+      <w:t>2026-09-01</w:t>
       <w:br/>
       <w:br/>
     </w:r>

--- a/klagomål/A 43666-2023 FSC-klagomål.docx
+++ b/klagomål/A 43666-2023 FSC-klagomål.docx
@@ -663,7 +663,7 @@
     <w:r>
       <w:tab/>
       <w:tab/>
-      <w:t>2026-09-01</w:t>
+      <w:t>2026-09-02</w:t>
       <w:br/>
       <w:br/>
     </w:r>

--- a/klagomål/A 43666-2023 FSC-klagomål.docx
+++ b/klagomål/A 43666-2023 FSC-klagomål.docx
@@ -663,7 +663,7 @@
     <w:r>
       <w:tab/>
       <w:tab/>
-      <w:t>2026-09-02</w:t>
+      <w:t>2026-09-03</w:t>
       <w:br/>
       <w:br/>
     </w:r>

--- a/klagomål/A 43666-2023 FSC-klagomål.docx
+++ b/klagomål/A 43666-2023 FSC-klagomål.docx
@@ -663,7 +663,7 @@
     <w:r>
       <w:tab/>
       <w:tab/>
-      <w:t>2026-09-03</w:t>
+      <w:t>2026-09-04</w:t>
       <w:br/>
       <w:br/>
     </w:r>

--- a/klagomål/A 43666-2023 FSC-klagomål.docx
+++ b/klagomål/A 43666-2023 FSC-klagomål.docx
@@ -663,7 +663,7 @@
     <w:r>
       <w:tab/>
       <w:tab/>
-      <w:t>2026-09-04</w:t>
+      <w:t>2026-09-05</w:t>
       <w:br/>
       <w:br/>
     </w:r>

--- a/klagomål/A 43666-2023 FSC-klagomål.docx
+++ b/klagomål/A 43666-2023 FSC-klagomål.docx
@@ -663,7 +663,7 @@
     <w:r>
       <w:tab/>
       <w:tab/>
-      <w:t>2026-09-05</w:t>
+      <w:t>2026-09-06</w:t>
       <w:br/>
       <w:br/>
     </w:r>

--- a/klagomål/A 43666-2023 FSC-klagomål.docx
+++ b/klagomål/A 43666-2023 FSC-klagomål.docx
@@ -663,7 +663,7 @@
     <w:r>
       <w:tab/>
       <w:tab/>
-      <w:t>2026-09-06</w:t>
+      <w:t>2026-09-07</w:t>
       <w:br/>
       <w:br/>
     </w:r>

--- a/klagomål/A 43666-2023 FSC-klagomål.docx
+++ b/klagomål/A 43666-2023 FSC-klagomål.docx
@@ -663,7 +663,7 @@
     <w:r>
       <w:tab/>
       <w:tab/>
-      <w:t>2026-09-07</w:t>
+      <w:t>2026-09-08</w:t>
       <w:br/>
       <w:br/>
     </w:r>

--- a/klagomål/A 43666-2023 FSC-klagomål.docx
+++ b/klagomål/A 43666-2023 FSC-klagomål.docx
@@ -663,7 +663,7 @@
     <w:r>
       <w:tab/>
       <w:tab/>
-      <w:t>2026-09-08</w:t>
+      <w:t>2026-09-09</w:t>
       <w:br/>
       <w:br/>
     </w:r>

--- a/klagomål/A 43666-2023 FSC-klagomål.docx
+++ b/klagomål/A 43666-2023 FSC-klagomål.docx
@@ -663,7 +663,7 @@
     <w:r>
       <w:tab/>
       <w:tab/>
-      <w:t>2026-09-09</w:t>
+      <w:t>2026-09-10</w:t>
       <w:br/>
       <w:br/>
     </w:r>

--- a/klagomål/A 43666-2023 FSC-klagomål.docx
+++ b/klagomål/A 43666-2023 FSC-klagomål.docx
@@ -663,7 +663,7 @@
     <w:r>
       <w:tab/>
       <w:tab/>
-      <w:t>2026-09-10</w:t>
+      <w:t>2026-09-11</w:t>
       <w:br/>
       <w:br/>
     </w:r>

--- a/klagomål/A 43666-2023 FSC-klagomål.docx
+++ b/klagomål/A 43666-2023 FSC-klagomål.docx
@@ -663,7 +663,7 @@
     <w:r>
       <w:tab/>
       <w:tab/>
-      <w:t>2026-09-11</w:t>
+      <w:t>2026-09-12</w:t>
       <w:br/>
       <w:br/>
     </w:r>

--- a/klagomål/A 43666-2023 FSC-klagomål.docx
+++ b/klagomål/A 43666-2023 FSC-klagomål.docx
@@ -663,7 +663,7 @@
     <w:r>
       <w:tab/>
       <w:tab/>
-      <w:t>2026-09-12</w:t>
+      <w:t>2026-09-13</w:t>
       <w:br/>
       <w:br/>
     </w:r>
